--- a/testing/test_documents/test_file_upload_word.docx
+++ b/testing/test_documents/test_file_upload_word.docx
@@ -4,7 +4,1188 @@
   <w:body>
     <w:p>
       <w:r>
-        <w:t>This is a test PDF</w:t>
+        <w:rPr>
+          <w:noProof/>
+        </w:rPr>
+        <w:drawing>
+          <wp:inline distT="0" distB="0" distL="0" distR="0" wp14:anchorId="2F99AFCC" wp14:editId="36EE28C8">
+            <wp:extent cx="5731510" cy="3821430"/>
+            <wp:effectExtent l="0" t="0" r="2540" b="7620"/>
+            <wp:docPr id="161122267" name="Picture 1" descr="A hand holding a camera with a body of water in the background&#10;&#10;AI-generated content may be incorrect."/>
+            <wp:cNvGraphicFramePr>
+              <a:graphicFrameLocks xmlns:a="http://schemas.openxmlformats.org/drawingml/2006/main" noChangeAspect="1"/>
+            </wp:cNvGraphicFramePr>
+            <a:graphic xmlns:a="http://schemas.openxmlformats.org/drawingml/2006/main">
+              <a:graphicData uri="http://schemas.openxmlformats.org/drawingml/2006/picture">
+                <pic:pic xmlns:pic="http://schemas.openxmlformats.org/drawingml/2006/picture">
+                  <pic:nvPicPr>
+                    <pic:cNvPr id="161122267" name="Picture 1" descr="A hand holding a camera with a body of water in the background&#10;&#10;AI-generated content may be incorrect."/>
+                    <pic:cNvPicPr>
+                      <a:picLocks noChangeAspect="1" noChangeArrowheads="1"/>
+                    </pic:cNvPicPr>
+                  </pic:nvPicPr>
+                  <pic:blipFill>
+                    <a:blip r:embed="rId4" cstate="print">
+                      <a:extLst>
+                        <a:ext uri="{28A0092B-C50C-407E-A947-70E740481C1C}">
+                          <a14:useLocalDpi xmlns:a14="http://schemas.microsoft.com/office/drawing/2010/main" val="0"/>
+                        </a:ext>
+                      </a:extLst>
+                    </a:blip>
+                    <a:srcRect/>
+                    <a:stretch>
+                      <a:fillRect/>
+                    </a:stretch>
+                  </pic:blipFill>
+                  <pic:spPr bwMode="auto">
+                    <a:xfrm>
+                      <a:off x="0" y="0"/>
+                      <a:ext cx="5731510" cy="3821430"/>
+                    </a:xfrm>
+                    <a:prstGeom prst="rect">
+                      <a:avLst/>
+                    </a:prstGeom>
+                    <a:noFill/>
+                    <a:ln>
+                      <a:noFill/>
+                    </a:ln>
+                  </pic:spPr>
+                </pic:pic>
+              </a:graphicData>
+            </a:graphic>
+          </wp:inline>
+        </w:drawing>
+      </w:r>
+    </w:p>
+    <w:p>
+      <w:r>
+        <w:rPr>
+          <w:noProof/>
+        </w:rPr>
+        <w:drawing>
+          <wp:inline distT="0" distB="0" distL="0" distR="0" wp14:anchorId="1A378BC6" wp14:editId="29337A78">
+            <wp:extent cx="5731510" cy="3821430"/>
+            <wp:effectExtent l="0" t="0" r="2540" b="7620"/>
+            <wp:docPr id="372240230" name="Picture 2" descr="A hand holding a camera with a body of water in the background&#10;&#10;AI-generated content may be incorrect."/>
+            <wp:cNvGraphicFramePr>
+              <a:graphicFrameLocks xmlns:a="http://schemas.openxmlformats.org/drawingml/2006/main" noChangeAspect="1"/>
+            </wp:cNvGraphicFramePr>
+            <a:graphic xmlns:a="http://schemas.openxmlformats.org/drawingml/2006/main">
+              <a:graphicData uri="http://schemas.openxmlformats.org/drawingml/2006/picture">
+                <pic:pic xmlns:pic="http://schemas.openxmlformats.org/drawingml/2006/picture">
+                  <pic:nvPicPr>
+                    <pic:cNvPr id="372240230" name="Picture 2" descr="A hand holding a camera with a body of water in the background&#10;&#10;AI-generated content may be incorrect."/>
+                    <pic:cNvPicPr>
+                      <a:picLocks noChangeAspect="1" noChangeArrowheads="1"/>
+                    </pic:cNvPicPr>
+                  </pic:nvPicPr>
+                  <pic:blipFill>
+                    <a:blip r:embed="rId4" cstate="print">
+                      <a:extLst>
+                        <a:ext uri="{28A0092B-C50C-407E-A947-70E740481C1C}">
+                          <a14:useLocalDpi xmlns:a14="http://schemas.microsoft.com/office/drawing/2010/main" val="0"/>
+                        </a:ext>
+                      </a:extLst>
+                    </a:blip>
+                    <a:srcRect/>
+                    <a:stretch>
+                      <a:fillRect/>
+                    </a:stretch>
+                  </pic:blipFill>
+                  <pic:spPr bwMode="auto">
+                    <a:xfrm>
+                      <a:off x="0" y="0"/>
+                      <a:ext cx="5731510" cy="3821430"/>
+                    </a:xfrm>
+                    <a:prstGeom prst="rect">
+                      <a:avLst/>
+                    </a:prstGeom>
+                    <a:noFill/>
+                    <a:ln>
+                      <a:noFill/>
+                    </a:ln>
+                  </pic:spPr>
+                </pic:pic>
+              </a:graphicData>
+            </a:graphic>
+          </wp:inline>
+        </w:drawing>
+      </w:r>
+    </w:p>
+    <w:p>
+      <w:r>
+        <w:rPr>
+          <w:noProof/>
+        </w:rPr>
+        <w:lastRenderedPageBreak/>
+        <w:drawing>
+          <wp:inline distT="0" distB="0" distL="0" distR="0" wp14:anchorId="7B831691" wp14:editId="35F23DA4">
+            <wp:extent cx="5731510" cy="3821430"/>
+            <wp:effectExtent l="0" t="0" r="2540" b="7620"/>
+            <wp:docPr id="1342647216" name="Picture 3" descr="A hand holding a camera with a body of water in the background&#10;&#10;AI-generated content may be incorrect."/>
+            <wp:cNvGraphicFramePr>
+              <a:graphicFrameLocks xmlns:a="http://schemas.openxmlformats.org/drawingml/2006/main" noChangeAspect="1"/>
+            </wp:cNvGraphicFramePr>
+            <a:graphic xmlns:a="http://schemas.openxmlformats.org/drawingml/2006/main">
+              <a:graphicData uri="http://schemas.openxmlformats.org/drawingml/2006/picture">
+                <pic:pic xmlns:pic="http://schemas.openxmlformats.org/drawingml/2006/picture">
+                  <pic:nvPicPr>
+                    <pic:cNvPr id="1342647216" name="Picture 3" descr="A hand holding a camera with a body of water in the background&#10;&#10;AI-generated content may be incorrect."/>
+                    <pic:cNvPicPr>
+                      <a:picLocks noChangeAspect="1" noChangeArrowheads="1"/>
+                    </pic:cNvPicPr>
+                  </pic:nvPicPr>
+                  <pic:blipFill>
+                    <a:blip r:embed="rId4" cstate="print">
+                      <a:extLst>
+                        <a:ext uri="{28A0092B-C50C-407E-A947-70E740481C1C}">
+                          <a14:useLocalDpi xmlns:a14="http://schemas.microsoft.com/office/drawing/2010/main" val="0"/>
+                        </a:ext>
+                      </a:extLst>
+                    </a:blip>
+                    <a:srcRect/>
+                    <a:stretch>
+                      <a:fillRect/>
+                    </a:stretch>
+                  </pic:blipFill>
+                  <pic:spPr bwMode="auto">
+                    <a:xfrm>
+                      <a:off x="0" y="0"/>
+                      <a:ext cx="5731510" cy="3821430"/>
+                    </a:xfrm>
+                    <a:prstGeom prst="rect">
+                      <a:avLst/>
+                    </a:prstGeom>
+                    <a:noFill/>
+                    <a:ln>
+                      <a:noFill/>
+                    </a:ln>
+                  </pic:spPr>
+                </pic:pic>
+              </a:graphicData>
+            </a:graphic>
+          </wp:inline>
+        </w:drawing>
+      </w:r>
+    </w:p>
+    <w:p>
+      <w:r>
+        <w:rPr>
+          <w:noProof/>
+        </w:rPr>
+        <w:drawing>
+          <wp:inline distT="0" distB="0" distL="0" distR="0" wp14:anchorId="281C0CD8" wp14:editId="2F9D05BF">
+            <wp:extent cx="5731510" cy="3821430"/>
+            <wp:effectExtent l="0" t="0" r="2540" b="7620"/>
+            <wp:docPr id="1134242196" name="Picture 4" descr="A hand holding a camera with a body of water in the background&#10;&#10;AI-generated content may be incorrect."/>
+            <wp:cNvGraphicFramePr>
+              <a:graphicFrameLocks xmlns:a="http://schemas.openxmlformats.org/drawingml/2006/main" noChangeAspect="1"/>
+            </wp:cNvGraphicFramePr>
+            <a:graphic xmlns:a="http://schemas.openxmlformats.org/drawingml/2006/main">
+              <a:graphicData uri="http://schemas.openxmlformats.org/drawingml/2006/picture">
+                <pic:pic xmlns:pic="http://schemas.openxmlformats.org/drawingml/2006/picture">
+                  <pic:nvPicPr>
+                    <pic:cNvPr id="1134242196" name="Picture 4" descr="A hand holding a camera with a body of water in the background&#10;&#10;AI-generated content may be incorrect."/>
+                    <pic:cNvPicPr>
+                      <a:picLocks noChangeAspect="1" noChangeArrowheads="1"/>
+                    </pic:cNvPicPr>
+                  </pic:nvPicPr>
+                  <pic:blipFill>
+                    <a:blip r:embed="rId4" cstate="print">
+                      <a:extLst>
+                        <a:ext uri="{28A0092B-C50C-407E-A947-70E740481C1C}">
+                          <a14:useLocalDpi xmlns:a14="http://schemas.microsoft.com/office/drawing/2010/main" val="0"/>
+                        </a:ext>
+                      </a:extLst>
+                    </a:blip>
+                    <a:srcRect/>
+                    <a:stretch>
+                      <a:fillRect/>
+                    </a:stretch>
+                  </pic:blipFill>
+                  <pic:spPr bwMode="auto">
+                    <a:xfrm>
+                      <a:off x="0" y="0"/>
+                      <a:ext cx="5731510" cy="3821430"/>
+                    </a:xfrm>
+                    <a:prstGeom prst="rect">
+                      <a:avLst/>
+                    </a:prstGeom>
+                    <a:noFill/>
+                    <a:ln>
+                      <a:noFill/>
+                    </a:ln>
+                  </pic:spPr>
+                </pic:pic>
+              </a:graphicData>
+            </a:graphic>
+          </wp:inline>
+        </w:drawing>
+      </w:r>
+    </w:p>
+    <w:p>
+      <w:r>
+        <w:rPr>
+          <w:noProof/>
+        </w:rPr>
+        <w:lastRenderedPageBreak/>
+        <w:drawing>
+          <wp:inline distT="0" distB="0" distL="0" distR="0" wp14:anchorId="7DDD2F76" wp14:editId="64A97E2E">
+            <wp:extent cx="5731510" cy="3821430"/>
+            <wp:effectExtent l="0" t="0" r="2540" b="7620"/>
+            <wp:docPr id="1892012035" name="Picture 1" descr="A hand holding a camera with a body of water in the background&#10;&#10;AI-generated content may be incorrect."/>
+            <wp:cNvGraphicFramePr>
+              <a:graphicFrameLocks xmlns:a="http://schemas.openxmlformats.org/drawingml/2006/main" noChangeAspect="1"/>
+            </wp:cNvGraphicFramePr>
+            <a:graphic xmlns:a="http://schemas.openxmlformats.org/drawingml/2006/main">
+              <a:graphicData uri="http://schemas.openxmlformats.org/drawingml/2006/picture">
+                <pic:pic xmlns:pic="http://schemas.openxmlformats.org/drawingml/2006/picture">
+                  <pic:nvPicPr>
+                    <pic:cNvPr id="161122267" name="Picture 1" descr="A hand holding a camera with a body of water in the background&#10;&#10;AI-generated content may be incorrect."/>
+                    <pic:cNvPicPr>
+                      <a:picLocks noChangeAspect="1" noChangeArrowheads="1"/>
+                    </pic:cNvPicPr>
+                  </pic:nvPicPr>
+                  <pic:blipFill>
+                    <a:blip r:embed="rId4" cstate="print">
+                      <a:extLst>
+                        <a:ext uri="{28A0092B-C50C-407E-A947-70E740481C1C}">
+                          <a14:useLocalDpi xmlns:a14="http://schemas.microsoft.com/office/drawing/2010/main" val="0"/>
+                        </a:ext>
+                      </a:extLst>
+                    </a:blip>
+                    <a:srcRect/>
+                    <a:stretch>
+                      <a:fillRect/>
+                    </a:stretch>
+                  </pic:blipFill>
+                  <pic:spPr bwMode="auto">
+                    <a:xfrm>
+                      <a:off x="0" y="0"/>
+                      <a:ext cx="5731510" cy="3821430"/>
+                    </a:xfrm>
+                    <a:prstGeom prst="rect">
+                      <a:avLst/>
+                    </a:prstGeom>
+                    <a:noFill/>
+                    <a:ln>
+                      <a:noFill/>
+                    </a:ln>
+                  </pic:spPr>
+                </pic:pic>
+              </a:graphicData>
+            </a:graphic>
+          </wp:inline>
+        </w:drawing>
+      </w:r>
+      <w:r>
+        <w:rPr>
+          <w:noProof/>
+        </w:rPr>
+        <w:drawing>
+          <wp:inline distT="0" distB="0" distL="0" distR="0" wp14:anchorId="11AC4C92" wp14:editId="4C7E1658">
+            <wp:extent cx="5731510" cy="3821430"/>
+            <wp:effectExtent l="0" t="0" r="2540" b="7620"/>
+            <wp:docPr id="872729063" name="Picture 1" descr="A hand holding a camera with a body of water in the background&#10;&#10;AI-generated content may be incorrect."/>
+            <wp:cNvGraphicFramePr>
+              <a:graphicFrameLocks xmlns:a="http://schemas.openxmlformats.org/drawingml/2006/main" noChangeAspect="1"/>
+            </wp:cNvGraphicFramePr>
+            <a:graphic xmlns:a="http://schemas.openxmlformats.org/drawingml/2006/main">
+              <a:graphicData uri="http://schemas.openxmlformats.org/drawingml/2006/picture">
+                <pic:pic xmlns:pic="http://schemas.openxmlformats.org/drawingml/2006/picture">
+                  <pic:nvPicPr>
+                    <pic:cNvPr id="161122267" name="Picture 1" descr="A hand holding a camera with a body of water in the background&#10;&#10;AI-generated content may be incorrect."/>
+                    <pic:cNvPicPr>
+                      <a:picLocks noChangeAspect="1" noChangeArrowheads="1"/>
+                    </pic:cNvPicPr>
+                  </pic:nvPicPr>
+                  <pic:blipFill>
+                    <a:blip r:embed="rId4" cstate="print">
+                      <a:extLst>
+                        <a:ext uri="{28A0092B-C50C-407E-A947-70E740481C1C}">
+                          <a14:useLocalDpi xmlns:a14="http://schemas.microsoft.com/office/drawing/2010/main" val="0"/>
+                        </a:ext>
+                      </a:extLst>
+                    </a:blip>
+                    <a:srcRect/>
+                    <a:stretch>
+                      <a:fillRect/>
+                    </a:stretch>
+                  </pic:blipFill>
+                  <pic:spPr bwMode="auto">
+                    <a:xfrm>
+                      <a:off x="0" y="0"/>
+                      <a:ext cx="5731510" cy="3821430"/>
+                    </a:xfrm>
+                    <a:prstGeom prst="rect">
+                      <a:avLst/>
+                    </a:prstGeom>
+                    <a:noFill/>
+                    <a:ln>
+                      <a:noFill/>
+                    </a:ln>
+                  </pic:spPr>
+                </pic:pic>
+              </a:graphicData>
+            </a:graphic>
+          </wp:inline>
+        </w:drawing>
+      </w:r>
+      <w:r>
+        <w:rPr>
+          <w:noProof/>
+        </w:rPr>
+        <w:lastRenderedPageBreak/>
+        <w:drawing>
+          <wp:inline distT="0" distB="0" distL="0" distR="0" wp14:anchorId="61651429" wp14:editId="1FEAA778">
+            <wp:extent cx="5731510" cy="3821430"/>
+            <wp:effectExtent l="0" t="0" r="2540" b="7620"/>
+            <wp:docPr id="1226933479" name="Picture 1" descr="A hand holding a camera with a body of water in the background&#10;&#10;AI-generated content may be incorrect."/>
+            <wp:cNvGraphicFramePr>
+              <a:graphicFrameLocks xmlns:a="http://schemas.openxmlformats.org/drawingml/2006/main" noChangeAspect="1"/>
+            </wp:cNvGraphicFramePr>
+            <a:graphic xmlns:a="http://schemas.openxmlformats.org/drawingml/2006/main">
+              <a:graphicData uri="http://schemas.openxmlformats.org/drawingml/2006/picture">
+                <pic:pic xmlns:pic="http://schemas.openxmlformats.org/drawingml/2006/picture">
+                  <pic:nvPicPr>
+                    <pic:cNvPr id="161122267" name="Picture 1" descr="A hand holding a camera with a body of water in the background&#10;&#10;AI-generated content may be incorrect."/>
+                    <pic:cNvPicPr>
+                      <a:picLocks noChangeAspect="1" noChangeArrowheads="1"/>
+                    </pic:cNvPicPr>
+                  </pic:nvPicPr>
+                  <pic:blipFill>
+                    <a:blip r:embed="rId4" cstate="print">
+                      <a:extLst>
+                        <a:ext uri="{28A0092B-C50C-407E-A947-70E740481C1C}">
+                          <a14:useLocalDpi xmlns:a14="http://schemas.microsoft.com/office/drawing/2010/main" val="0"/>
+                        </a:ext>
+                      </a:extLst>
+                    </a:blip>
+                    <a:srcRect/>
+                    <a:stretch>
+                      <a:fillRect/>
+                    </a:stretch>
+                  </pic:blipFill>
+                  <pic:spPr bwMode="auto">
+                    <a:xfrm>
+                      <a:off x="0" y="0"/>
+                      <a:ext cx="5731510" cy="3821430"/>
+                    </a:xfrm>
+                    <a:prstGeom prst="rect">
+                      <a:avLst/>
+                    </a:prstGeom>
+                    <a:noFill/>
+                    <a:ln>
+                      <a:noFill/>
+                    </a:ln>
+                  </pic:spPr>
+                </pic:pic>
+              </a:graphicData>
+            </a:graphic>
+          </wp:inline>
+        </w:drawing>
+      </w:r>
+      <w:r>
+        <w:rPr>
+          <w:noProof/>
+        </w:rPr>
+        <w:drawing>
+          <wp:inline distT="0" distB="0" distL="0" distR="0" wp14:anchorId="698BECA3" wp14:editId="07BAE6C0">
+            <wp:extent cx="5731510" cy="3821430"/>
+            <wp:effectExtent l="0" t="0" r="2540" b="7620"/>
+            <wp:docPr id="1880533187" name="Picture 1" descr="A hand holding a camera with a body of water in the background&#10;&#10;AI-generated content may be incorrect."/>
+            <wp:cNvGraphicFramePr>
+              <a:graphicFrameLocks xmlns:a="http://schemas.openxmlformats.org/drawingml/2006/main" noChangeAspect="1"/>
+            </wp:cNvGraphicFramePr>
+            <a:graphic xmlns:a="http://schemas.openxmlformats.org/drawingml/2006/main">
+              <a:graphicData uri="http://schemas.openxmlformats.org/drawingml/2006/picture">
+                <pic:pic xmlns:pic="http://schemas.openxmlformats.org/drawingml/2006/picture">
+                  <pic:nvPicPr>
+                    <pic:cNvPr id="161122267" name="Picture 1" descr="A hand holding a camera with a body of water in the background&#10;&#10;AI-generated content may be incorrect."/>
+                    <pic:cNvPicPr>
+                      <a:picLocks noChangeAspect="1" noChangeArrowheads="1"/>
+                    </pic:cNvPicPr>
+                  </pic:nvPicPr>
+                  <pic:blipFill>
+                    <a:blip r:embed="rId4" cstate="print">
+                      <a:extLst>
+                        <a:ext uri="{28A0092B-C50C-407E-A947-70E740481C1C}">
+                          <a14:useLocalDpi xmlns:a14="http://schemas.microsoft.com/office/drawing/2010/main" val="0"/>
+                        </a:ext>
+                      </a:extLst>
+                    </a:blip>
+                    <a:srcRect/>
+                    <a:stretch>
+                      <a:fillRect/>
+                    </a:stretch>
+                  </pic:blipFill>
+                  <pic:spPr bwMode="auto">
+                    <a:xfrm>
+                      <a:off x="0" y="0"/>
+                      <a:ext cx="5731510" cy="3821430"/>
+                    </a:xfrm>
+                    <a:prstGeom prst="rect">
+                      <a:avLst/>
+                    </a:prstGeom>
+                    <a:noFill/>
+                    <a:ln>
+                      <a:noFill/>
+                    </a:ln>
+                  </pic:spPr>
+                </pic:pic>
+              </a:graphicData>
+            </a:graphic>
+          </wp:inline>
+        </w:drawing>
+      </w:r>
+      <w:r>
+        <w:rPr>
+          <w:noProof/>
+        </w:rPr>
+        <w:lastRenderedPageBreak/>
+        <w:drawing>
+          <wp:inline distT="0" distB="0" distL="0" distR="0" wp14:anchorId="477E1B31" wp14:editId="47C90F6E">
+            <wp:extent cx="5731510" cy="3821430"/>
+            <wp:effectExtent l="0" t="0" r="2540" b="7620"/>
+            <wp:docPr id="1072221168" name="Picture 1" descr="A hand holding a camera with a body of water in the background&#10;&#10;AI-generated content may be incorrect."/>
+            <wp:cNvGraphicFramePr>
+              <a:graphicFrameLocks xmlns:a="http://schemas.openxmlformats.org/drawingml/2006/main" noChangeAspect="1"/>
+            </wp:cNvGraphicFramePr>
+            <a:graphic xmlns:a="http://schemas.openxmlformats.org/drawingml/2006/main">
+              <a:graphicData uri="http://schemas.openxmlformats.org/drawingml/2006/picture">
+                <pic:pic xmlns:pic="http://schemas.openxmlformats.org/drawingml/2006/picture">
+                  <pic:nvPicPr>
+                    <pic:cNvPr id="161122267" name="Picture 1" descr="A hand holding a camera with a body of water in the background&#10;&#10;AI-generated content may be incorrect."/>
+                    <pic:cNvPicPr>
+                      <a:picLocks noChangeAspect="1" noChangeArrowheads="1"/>
+                    </pic:cNvPicPr>
+                  </pic:nvPicPr>
+                  <pic:blipFill>
+                    <a:blip r:embed="rId4" cstate="print">
+                      <a:extLst>
+                        <a:ext uri="{28A0092B-C50C-407E-A947-70E740481C1C}">
+                          <a14:useLocalDpi xmlns:a14="http://schemas.microsoft.com/office/drawing/2010/main" val="0"/>
+                        </a:ext>
+                      </a:extLst>
+                    </a:blip>
+                    <a:srcRect/>
+                    <a:stretch>
+                      <a:fillRect/>
+                    </a:stretch>
+                  </pic:blipFill>
+                  <pic:spPr bwMode="auto">
+                    <a:xfrm>
+                      <a:off x="0" y="0"/>
+                      <a:ext cx="5731510" cy="3821430"/>
+                    </a:xfrm>
+                    <a:prstGeom prst="rect">
+                      <a:avLst/>
+                    </a:prstGeom>
+                    <a:noFill/>
+                    <a:ln>
+                      <a:noFill/>
+                    </a:ln>
+                  </pic:spPr>
+                </pic:pic>
+              </a:graphicData>
+            </a:graphic>
+          </wp:inline>
+        </w:drawing>
+      </w:r>
+      <w:r>
+        <w:rPr>
+          <w:noProof/>
+        </w:rPr>
+        <w:drawing>
+          <wp:inline distT="0" distB="0" distL="0" distR="0" wp14:anchorId="4DFC6B29" wp14:editId="504183BD">
+            <wp:extent cx="5731510" cy="3821430"/>
+            <wp:effectExtent l="0" t="0" r="2540" b="7620"/>
+            <wp:docPr id="1062584119" name="Picture 1" descr="A hand holding a camera with a body of water in the background&#10;&#10;AI-generated content may be incorrect."/>
+            <wp:cNvGraphicFramePr>
+              <a:graphicFrameLocks xmlns:a="http://schemas.openxmlformats.org/drawingml/2006/main" noChangeAspect="1"/>
+            </wp:cNvGraphicFramePr>
+            <a:graphic xmlns:a="http://schemas.openxmlformats.org/drawingml/2006/main">
+              <a:graphicData uri="http://schemas.openxmlformats.org/drawingml/2006/picture">
+                <pic:pic xmlns:pic="http://schemas.openxmlformats.org/drawingml/2006/picture">
+                  <pic:nvPicPr>
+                    <pic:cNvPr id="161122267" name="Picture 1" descr="A hand holding a camera with a body of water in the background&#10;&#10;AI-generated content may be incorrect."/>
+                    <pic:cNvPicPr>
+                      <a:picLocks noChangeAspect="1" noChangeArrowheads="1"/>
+                    </pic:cNvPicPr>
+                  </pic:nvPicPr>
+                  <pic:blipFill>
+                    <a:blip r:embed="rId4" cstate="print">
+                      <a:extLst>
+                        <a:ext uri="{28A0092B-C50C-407E-A947-70E740481C1C}">
+                          <a14:useLocalDpi xmlns:a14="http://schemas.microsoft.com/office/drawing/2010/main" val="0"/>
+                        </a:ext>
+                      </a:extLst>
+                    </a:blip>
+                    <a:srcRect/>
+                    <a:stretch>
+                      <a:fillRect/>
+                    </a:stretch>
+                  </pic:blipFill>
+                  <pic:spPr bwMode="auto">
+                    <a:xfrm>
+                      <a:off x="0" y="0"/>
+                      <a:ext cx="5731510" cy="3821430"/>
+                    </a:xfrm>
+                    <a:prstGeom prst="rect">
+                      <a:avLst/>
+                    </a:prstGeom>
+                    <a:noFill/>
+                    <a:ln>
+                      <a:noFill/>
+                    </a:ln>
+                  </pic:spPr>
+                </pic:pic>
+              </a:graphicData>
+            </a:graphic>
+          </wp:inline>
+        </w:drawing>
+      </w:r>
+      <w:r>
+        <w:rPr>
+          <w:noProof/>
+        </w:rPr>
+        <w:lastRenderedPageBreak/>
+        <w:drawing>
+          <wp:inline distT="0" distB="0" distL="0" distR="0" wp14:anchorId="32BB6312" wp14:editId="1FD68785">
+            <wp:extent cx="5731510" cy="3821430"/>
+            <wp:effectExtent l="0" t="0" r="2540" b="7620"/>
+            <wp:docPr id="1800867936" name="Picture 1" descr="A hand holding a camera with a body of water in the background&#10;&#10;AI-generated content may be incorrect."/>
+            <wp:cNvGraphicFramePr>
+              <a:graphicFrameLocks xmlns:a="http://schemas.openxmlformats.org/drawingml/2006/main" noChangeAspect="1"/>
+            </wp:cNvGraphicFramePr>
+            <a:graphic xmlns:a="http://schemas.openxmlformats.org/drawingml/2006/main">
+              <a:graphicData uri="http://schemas.openxmlformats.org/drawingml/2006/picture">
+                <pic:pic xmlns:pic="http://schemas.openxmlformats.org/drawingml/2006/picture">
+                  <pic:nvPicPr>
+                    <pic:cNvPr id="161122267" name="Picture 1" descr="A hand holding a camera with a body of water in the background&#10;&#10;AI-generated content may be incorrect."/>
+                    <pic:cNvPicPr>
+                      <a:picLocks noChangeAspect="1" noChangeArrowheads="1"/>
+                    </pic:cNvPicPr>
+                  </pic:nvPicPr>
+                  <pic:blipFill>
+                    <a:blip r:embed="rId4" cstate="print">
+                      <a:extLst>
+                        <a:ext uri="{28A0092B-C50C-407E-A947-70E740481C1C}">
+                          <a14:useLocalDpi xmlns:a14="http://schemas.microsoft.com/office/drawing/2010/main" val="0"/>
+                        </a:ext>
+                      </a:extLst>
+                    </a:blip>
+                    <a:srcRect/>
+                    <a:stretch>
+                      <a:fillRect/>
+                    </a:stretch>
+                  </pic:blipFill>
+                  <pic:spPr bwMode="auto">
+                    <a:xfrm>
+                      <a:off x="0" y="0"/>
+                      <a:ext cx="5731510" cy="3821430"/>
+                    </a:xfrm>
+                    <a:prstGeom prst="rect">
+                      <a:avLst/>
+                    </a:prstGeom>
+                    <a:noFill/>
+                    <a:ln>
+                      <a:noFill/>
+                    </a:ln>
+                  </pic:spPr>
+                </pic:pic>
+              </a:graphicData>
+            </a:graphic>
+          </wp:inline>
+        </w:drawing>
+      </w:r>
+      <w:r>
+        <w:rPr>
+          <w:noProof/>
+        </w:rPr>
+        <w:drawing>
+          <wp:inline distT="0" distB="0" distL="0" distR="0" wp14:anchorId="6AF217CA" wp14:editId="77225E80">
+            <wp:extent cx="5731510" cy="3821430"/>
+            <wp:effectExtent l="0" t="0" r="2540" b="7620"/>
+            <wp:docPr id="303672848" name="Picture 1" descr="A hand holding a camera with a body of water in the background&#10;&#10;AI-generated content may be incorrect."/>
+            <wp:cNvGraphicFramePr>
+              <a:graphicFrameLocks xmlns:a="http://schemas.openxmlformats.org/drawingml/2006/main" noChangeAspect="1"/>
+            </wp:cNvGraphicFramePr>
+            <a:graphic xmlns:a="http://schemas.openxmlformats.org/drawingml/2006/main">
+              <a:graphicData uri="http://schemas.openxmlformats.org/drawingml/2006/picture">
+                <pic:pic xmlns:pic="http://schemas.openxmlformats.org/drawingml/2006/picture">
+                  <pic:nvPicPr>
+                    <pic:cNvPr id="161122267" name="Picture 1" descr="A hand holding a camera with a body of water in the background&#10;&#10;AI-generated content may be incorrect."/>
+                    <pic:cNvPicPr>
+                      <a:picLocks noChangeAspect="1" noChangeArrowheads="1"/>
+                    </pic:cNvPicPr>
+                  </pic:nvPicPr>
+                  <pic:blipFill>
+                    <a:blip r:embed="rId4" cstate="print">
+                      <a:extLst>
+                        <a:ext uri="{28A0092B-C50C-407E-A947-70E740481C1C}">
+                          <a14:useLocalDpi xmlns:a14="http://schemas.microsoft.com/office/drawing/2010/main" val="0"/>
+                        </a:ext>
+                      </a:extLst>
+                    </a:blip>
+                    <a:srcRect/>
+                    <a:stretch>
+                      <a:fillRect/>
+                    </a:stretch>
+                  </pic:blipFill>
+                  <pic:spPr bwMode="auto">
+                    <a:xfrm>
+                      <a:off x="0" y="0"/>
+                      <a:ext cx="5731510" cy="3821430"/>
+                    </a:xfrm>
+                    <a:prstGeom prst="rect">
+                      <a:avLst/>
+                    </a:prstGeom>
+                    <a:noFill/>
+                    <a:ln>
+                      <a:noFill/>
+                    </a:ln>
+                  </pic:spPr>
+                </pic:pic>
+              </a:graphicData>
+            </a:graphic>
+          </wp:inline>
+        </w:drawing>
+      </w:r>
+      <w:r>
+        <w:rPr>
+          <w:noProof/>
+        </w:rPr>
+        <w:lastRenderedPageBreak/>
+        <w:drawing>
+          <wp:inline distT="0" distB="0" distL="0" distR="0" wp14:anchorId="476A7695" wp14:editId="654FA8EB">
+            <wp:extent cx="5731510" cy="3821430"/>
+            <wp:effectExtent l="0" t="0" r="2540" b="7620"/>
+            <wp:docPr id="1134638521" name="Picture 1" descr="A hand holding a camera with a body of water in the background&#10;&#10;AI-generated content may be incorrect."/>
+            <wp:cNvGraphicFramePr>
+              <a:graphicFrameLocks xmlns:a="http://schemas.openxmlformats.org/drawingml/2006/main" noChangeAspect="1"/>
+            </wp:cNvGraphicFramePr>
+            <a:graphic xmlns:a="http://schemas.openxmlformats.org/drawingml/2006/main">
+              <a:graphicData uri="http://schemas.openxmlformats.org/drawingml/2006/picture">
+                <pic:pic xmlns:pic="http://schemas.openxmlformats.org/drawingml/2006/picture">
+                  <pic:nvPicPr>
+                    <pic:cNvPr id="161122267" name="Picture 1" descr="A hand holding a camera with a body of water in the background&#10;&#10;AI-generated content may be incorrect."/>
+                    <pic:cNvPicPr>
+                      <a:picLocks noChangeAspect="1" noChangeArrowheads="1"/>
+                    </pic:cNvPicPr>
+                  </pic:nvPicPr>
+                  <pic:blipFill>
+                    <a:blip r:embed="rId4" cstate="print">
+                      <a:extLst>
+                        <a:ext uri="{28A0092B-C50C-407E-A947-70E740481C1C}">
+                          <a14:useLocalDpi xmlns:a14="http://schemas.microsoft.com/office/drawing/2010/main" val="0"/>
+                        </a:ext>
+                      </a:extLst>
+                    </a:blip>
+                    <a:srcRect/>
+                    <a:stretch>
+                      <a:fillRect/>
+                    </a:stretch>
+                  </pic:blipFill>
+                  <pic:spPr bwMode="auto">
+                    <a:xfrm>
+                      <a:off x="0" y="0"/>
+                      <a:ext cx="5731510" cy="3821430"/>
+                    </a:xfrm>
+                    <a:prstGeom prst="rect">
+                      <a:avLst/>
+                    </a:prstGeom>
+                    <a:noFill/>
+                    <a:ln>
+                      <a:noFill/>
+                    </a:ln>
+                  </pic:spPr>
+                </pic:pic>
+              </a:graphicData>
+            </a:graphic>
+          </wp:inline>
+        </w:drawing>
+      </w:r>
+      <w:r>
+        <w:rPr>
+          <w:noProof/>
+        </w:rPr>
+        <w:drawing>
+          <wp:inline distT="0" distB="0" distL="0" distR="0" wp14:anchorId="51FCEEC5" wp14:editId="136A50D9">
+            <wp:extent cx="5731510" cy="3821430"/>
+            <wp:effectExtent l="0" t="0" r="2540" b="7620"/>
+            <wp:docPr id="1981037573" name="Picture 1" descr="A hand holding a camera with a body of water in the background&#10;&#10;AI-generated content may be incorrect."/>
+            <wp:cNvGraphicFramePr>
+              <a:graphicFrameLocks xmlns:a="http://schemas.openxmlformats.org/drawingml/2006/main" noChangeAspect="1"/>
+            </wp:cNvGraphicFramePr>
+            <a:graphic xmlns:a="http://schemas.openxmlformats.org/drawingml/2006/main">
+              <a:graphicData uri="http://schemas.openxmlformats.org/drawingml/2006/picture">
+                <pic:pic xmlns:pic="http://schemas.openxmlformats.org/drawingml/2006/picture">
+                  <pic:nvPicPr>
+                    <pic:cNvPr id="161122267" name="Picture 1" descr="A hand holding a camera with a body of water in the background&#10;&#10;AI-generated content may be incorrect."/>
+                    <pic:cNvPicPr>
+                      <a:picLocks noChangeAspect="1" noChangeArrowheads="1"/>
+                    </pic:cNvPicPr>
+                  </pic:nvPicPr>
+                  <pic:blipFill>
+                    <a:blip r:embed="rId4" cstate="print">
+                      <a:extLst>
+                        <a:ext uri="{28A0092B-C50C-407E-A947-70E740481C1C}">
+                          <a14:useLocalDpi xmlns:a14="http://schemas.microsoft.com/office/drawing/2010/main" val="0"/>
+                        </a:ext>
+                      </a:extLst>
+                    </a:blip>
+                    <a:srcRect/>
+                    <a:stretch>
+                      <a:fillRect/>
+                    </a:stretch>
+                  </pic:blipFill>
+                  <pic:spPr bwMode="auto">
+                    <a:xfrm>
+                      <a:off x="0" y="0"/>
+                      <a:ext cx="5731510" cy="3821430"/>
+                    </a:xfrm>
+                    <a:prstGeom prst="rect">
+                      <a:avLst/>
+                    </a:prstGeom>
+                    <a:noFill/>
+                    <a:ln>
+                      <a:noFill/>
+                    </a:ln>
+                  </pic:spPr>
+                </pic:pic>
+              </a:graphicData>
+            </a:graphic>
+          </wp:inline>
+        </w:drawing>
+      </w:r>
+      <w:r>
+        <w:rPr>
+          <w:noProof/>
+        </w:rPr>
+        <w:lastRenderedPageBreak/>
+        <w:drawing>
+          <wp:inline distT="0" distB="0" distL="0" distR="0" wp14:anchorId="1DA96180" wp14:editId="6FE34895">
+            <wp:extent cx="5731510" cy="3821430"/>
+            <wp:effectExtent l="0" t="0" r="2540" b="7620"/>
+            <wp:docPr id="26019581" name="Picture 1" descr="A hand holding a camera with a body of water in the background&#10;&#10;AI-generated content may be incorrect."/>
+            <wp:cNvGraphicFramePr>
+              <a:graphicFrameLocks xmlns:a="http://schemas.openxmlformats.org/drawingml/2006/main" noChangeAspect="1"/>
+            </wp:cNvGraphicFramePr>
+            <a:graphic xmlns:a="http://schemas.openxmlformats.org/drawingml/2006/main">
+              <a:graphicData uri="http://schemas.openxmlformats.org/drawingml/2006/picture">
+                <pic:pic xmlns:pic="http://schemas.openxmlformats.org/drawingml/2006/picture">
+                  <pic:nvPicPr>
+                    <pic:cNvPr id="161122267" name="Picture 1" descr="A hand holding a camera with a body of water in the background&#10;&#10;AI-generated content may be incorrect."/>
+                    <pic:cNvPicPr>
+                      <a:picLocks noChangeAspect="1" noChangeArrowheads="1"/>
+                    </pic:cNvPicPr>
+                  </pic:nvPicPr>
+                  <pic:blipFill>
+                    <a:blip r:embed="rId4" cstate="print">
+                      <a:extLst>
+                        <a:ext uri="{28A0092B-C50C-407E-A947-70E740481C1C}">
+                          <a14:useLocalDpi xmlns:a14="http://schemas.microsoft.com/office/drawing/2010/main" val="0"/>
+                        </a:ext>
+                      </a:extLst>
+                    </a:blip>
+                    <a:srcRect/>
+                    <a:stretch>
+                      <a:fillRect/>
+                    </a:stretch>
+                  </pic:blipFill>
+                  <pic:spPr bwMode="auto">
+                    <a:xfrm>
+                      <a:off x="0" y="0"/>
+                      <a:ext cx="5731510" cy="3821430"/>
+                    </a:xfrm>
+                    <a:prstGeom prst="rect">
+                      <a:avLst/>
+                    </a:prstGeom>
+                    <a:noFill/>
+                    <a:ln>
+                      <a:noFill/>
+                    </a:ln>
+                  </pic:spPr>
+                </pic:pic>
+              </a:graphicData>
+            </a:graphic>
+          </wp:inline>
+        </w:drawing>
+      </w:r>
+      <w:r>
+        <w:rPr>
+          <w:noProof/>
+        </w:rPr>
+        <w:drawing>
+          <wp:inline distT="0" distB="0" distL="0" distR="0" wp14:anchorId="11592DC5" wp14:editId="0445F51E">
+            <wp:extent cx="5731510" cy="3821430"/>
+            <wp:effectExtent l="0" t="0" r="2540" b="7620"/>
+            <wp:docPr id="413395314" name="Picture 1" descr="A hand holding a camera with a body of water in the background&#10;&#10;AI-generated content may be incorrect."/>
+            <wp:cNvGraphicFramePr>
+              <a:graphicFrameLocks xmlns:a="http://schemas.openxmlformats.org/drawingml/2006/main" noChangeAspect="1"/>
+            </wp:cNvGraphicFramePr>
+            <a:graphic xmlns:a="http://schemas.openxmlformats.org/drawingml/2006/main">
+              <a:graphicData uri="http://schemas.openxmlformats.org/drawingml/2006/picture">
+                <pic:pic xmlns:pic="http://schemas.openxmlformats.org/drawingml/2006/picture">
+                  <pic:nvPicPr>
+                    <pic:cNvPr id="161122267" name="Picture 1" descr="A hand holding a camera with a body of water in the background&#10;&#10;AI-generated content may be incorrect."/>
+                    <pic:cNvPicPr>
+                      <a:picLocks noChangeAspect="1" noChangeArrowheads="1"/>
+                    </pic:cNvPicPr>
+                  </pic:nvPicPr>
+                  <pic:blipFill>
+                    <a:blip r:embed="rId4" cstate="print">
+                      <a:extLst>
+                        <a:ext uri="{28A0092B-C50C-407E-A947-70E740481C1C}">
+                          <a14:useLocalDpi xmlns:a14="http://schemas.microsoft.com/office/drawing/2010/main" val="0"/>
+                        </a:ext>
+                      </a:extLst>
+                    </a:blip>
+                    <a:srcRect/>
+                    <a:stretch>
+                      <a:fillRect/>
+                    </a:stretch>
+                  </pic:blipFill>
+                  <pic:spPr bwMode="auto">
+                    <a:xfrm>
+                      <a:off x="0" y="0"/>
+                      <a:ext cx="5731510" cy="3821430"/>
+                    </a:xfrm>
+                    <a:prstGeom prst="rect">
+                      <a:avLst/>
+                    </a:prstGeom>
+                    <a:noFill/>
+                    <a:ln>
+                      <a:noFill/>
+                    </a:ln>
+                  </pic:spPr>
+                </pic:pic>
+              </a:graphicData>
+            </a:graphic>
+          </wp:inline>
+        </w:drawing>
+      </w:r>
+      <w:r>
+        <w:rPr>
+          <w:noProof/>
+        </w:rPr>
+        <w:lastRenderedPageBreak/>
+        <w:drawing>
+          <wp:inline distT="0" distB="0" distL="0" distR="0" wp14:anchorId="4B77A5D2" wp14:editId="3886ED2A">
+            <wp:extent cx="5731510" cy="3821430"/>
+            <wp:effectExtent l="0" t="0" r="2540" b="7620"/>
+            <wp:docPr id="2120654315" name="Picture 1" descr="A hand holding a camera with a body of water in the background&#10;&#10;AI-generated content may be incorrect."/>
+            <wp:cNvGraphicFramePr>
+              <a:graphicFrameLocks xmlns:a="http://schemas.openxmlformats.org/drawingml/2006/main" noChangeAspect="1"/>
+            </wp:cNvGraphicFramePr>
+            <a:graphic xmlns:a="http://schemas.openxmlformats.org/drawingml/2006/main">
+              <a:graphicData uri="http://schemas.openxmlformats.org/drawingml/2006/picture">
+                <pic:pic xmlns:pic="http://schemas.openxmlformats.org/drawingml/2006/picture">
+                  <pic:nvPicPr>
+                    <pic:cNvPr id="161122267" name="Picture 1" descr="A hand holding a camera with a body of water in the background&#10;&#10;AI-generated content may be incorrect."/>
+                    <pic:cNvPicPr>
+                      <a:picLocks noChangeAspect="1" noChangeArrowheads="1"/>
+                    </pic:cNvPicPr>
+                  </pic:nvPicPr>
+                  <pic:blipFill>
+                    <a:blip r:embed="rId4" cstate="print">
+                      <a:extLst>
+                        <a:ext uri="{28A0092B-C50C-407E-A947-70E740481C1C}">
+                          <a14:useLocalDpi xmlns:a14="http://schemas.microsoft.com/office/drawing/2010/main" val="0"/>
+                        </a:ext>
+                      </a:extLst>
+                    </a:blip>
+                    <a:srcRect/>
+                    <a:stretch>
+                      <a:fillRect/>
+                    </a:stretch>
+                  </pic:blipFill>
+                  <pic:spPr bwMode="auto">
+                    <a:xfrm>
+                      <a:off x="0" y="0"/>
+                      <a:ext cx="5731510" cy="3821430"/>
+                    </a:xfrm>
+                    <a:prstGeom prst="rect">
+                      <a:avLst/>
+                    </a:prstGeom>
+                    <a:noFill/>
+                    <a:ln>
+                      <a:noFill/>
+                    </a:ln>
+                  </pic:spPr>
+                </pic:pic>
+              </a:graphicData>
+            </a:graphic>
+          </wp:inline>
+        </w:drawing>
+      </w:r>
+      <w:r>
+        <w:rPr>
+          <w:noProof/>
+        </w:rPr>
+        <w:drawing>
+          <wp:inline distT="0" distB="0" distL="0" distR="0" wp14:anchorId="16E57F5D" wp14:editId="06A67D46">
+            <wp:extent cx="5731510" cy="3821430"/>
+            <wp:effectExtent l="0" t="0" r="2540" b="7620"/>
+            <wp:docPr id="1702188035" name="Picture 1" descr="A hand holding a camera with a body of water in the background&#10;&#10;AI-generated content may be incorrect."/>
+            <wp:cNvGraphicFramePr>
+              <a:graphicFrameLocks xmlns:a="http://schemas.openxmlformats.org/drawingml/2006/main" noChangeAspect="1"/>
+            </wp:cNvGraphicFramePr>
+            <a:graphic xmlns:a="http://schemas.openxmlformats.org/drawingml/2006/main">
+              <a:graphicData uri="http://schemas.openxmlformats.org/drawingml/2006/picture">
+                <pic:pic xmlns:pic="http://schemas.openxmlformats.org/drawingml/2006/picture">
+                  <pic:nvPicPr>
+                    <pic:cNvPr id="161122267" name="Picture 1" descr="A hand holding a camera with a body of water in the background&#10;&#10;AI-generated content may be incorrect."/>
+                    <pic:cNvPicPr>
+                      <a:picLocks noChangeAspect="1" noChangeArrowheads="1"/>
+                    </pic:cNvPicPr>
+                  </pic:nvPicPr>
+                  <pic:blipFill>
+                    <a:blip r:embed="rId4" cstate="print">
+                      <a:extLst>
+                        <a:ext uri="{28A0092B-C50C-407E-A947-70E740481C1C}">
+                          <a14:useLocalDpi xmlns:a14="http://schemas.microsoft.com/office/drawing/2010/main" val="0"/>
+                        </a:ext>
+                      </a:extLst>
+                    </a:blip>
+                    <a:srcRect/>
+                    <a:stretch>
+                      <a:fillRect/>
+                    </a:stretch>
+                  </pic:blipFill>
+                  <pic:spPr bwMode="auto">
+                    <a:xfrm>
+                      <a:off x="0" y="0"/>
+                      <a:ext cx="5731510" cy="3821430"/>
+                    </a:xfrm>
+                    <a:prstGeom prst="rect">
+                      <a:avLst/>
+                    </a:prstGeom>
+                    <a:noFill/>
+                    <a:ln>
+                      <a:noFill/>
+                    </a:ln>
+                  </pic:spPr>
+                </pic:pic>
+              </a:graphicData>
+            </a:graphic>
+          </wp:inline>
+        </w:drawing>
+      </w:r>
+      <w:r>
+        <w:rPr>
+          <w:noProof/>
+        </w:rPr>
+        <w:lastRenderedPageBreak/>
+        <w:drawing>
+          <wp:inline distT="0" distB="0" distL="0" distR="0" wp14:anchorId="47A68302" wp14:editId="61F43430">
+            <wp:extent cx="5731510" cy="3821430"/>
+            <wp:effectExtent l="0" t="0" r="2540" b="7620"/>
+            <wp:docPr id="1900254377" name="Picture 1" descr="A hand holding a camera with a body of water in the background&#10;&#10;AI-generated content may be incorrect."/>
+            <wp:cNvGraphicFramePr>
+              <a:graphicFrameLocks xmlns:a="http://schemas.openxmlformats.org/drawingml/2006/main" noChangeAspect="1"/>
+            </wp:cNvGraphicFramePr>
+            <a:graphic xmlns:a="http://schemas.openxmlformats.org/drawingml/2006/main">
+              <a:graphicData uri="http://schemas.openxmlformats.org/drawingml/2006/picture">
+                <pic:pic xmlns:pic="http://schemas.openxmlformats.org/drawingml/2006/picture">
+                  <pic:nvPicPr>
+                    <pic:cNvPr id="161122267" name="Picture 1" descr="A hand holding a camera with a body of water in the background&#10;&#10;AI-generated content may be incorrect."/>
+                    <pic:cNvPicPr>
+                      <a:picLocks noChangeAspect="1" noChangeArrowheads="1"/>
+                    </pic:cNvPicPr>
+                  </pic:nvPicPr>
+                  <pic:blipFill>
+                    <a:blip r:embed="rId4" cstate="print">
+                      <a:extLst>
+                        <a:ext uri="{28A0092B-C50C-407E-A947-70E740481C1C}">
+                          <a14:useLocalDpi xmlns:a14="http://schemas.microsoft.com/office/drawing/2010/main" val="0"/>
+                        </a:ext>
+                      </a:extLst>
+                    </a:blip>
+                    <a:srcRect/>
+                    <a:stretch>
+                      <a:fillRect/>
+                    </a:stretch>
+                  </pic:blipFill>
+                  <pic:spPr bwMode="auto">
+                    <a:xfrm>
+                      <a:off x="0" y="0"/>
+                      <a:ext cx="5731510" cy="3821430"/>
+                    </a:xfrm>
+                    <a:prstGeom prst="rect">
+                      <a:avLst/>
+                    </a:prstGeom>
+                    <a:noFill/>
+                    <a:ln>
+                      <a:noFill/>
+                    </a:ln>
+                  </pic:spPr>
+                </pic:pic>
+              </a:graphicData>
+            </a:graphic>
+          </wp:inline>
+        </w:drawing>
+      </w:r>
+      <w:r>
+        <w:rPr>
+          <w:noProof/>
+        </w:rPr>
+        <w:drawing>
+          <wp:inline distT="0" distB="0" distL="0" distR="0" wp14:anchorId="6AB7C1BD" wp14:editId="12EBD547">
+            <wp:extent cx="5731510" cy="3821430"/>
+            <wp:effectExtent l="0" t="0" r="2540" b="7620"/>
+            <wp:docPr id="321837009" name="Picture 1" descr="A hand holding a camera with a body of water in the background&#10;&#10;AI-generated content may be incorrect."/>
+            <wp:cNvGraphicFramePr>
+              <a:graphicFrameLocks xmlns:a="http://schemas.openxmlformats.org/drawingml/2006/main" noChangeAspect="1"/>
+            </wp:cNvGraphicFramePr>
+            <a:graphic xmlns:a="http://schemas.openxmlformats.org/drawingml/2006/main">
+              <a:graphicData uri="http://schemas.openxmlformats.org/drawingml/2006/picture">
+                <pic:pic xmlns:pic="http://schemas.openxmlformats.org/drawingml/2006/picture">
+                  <pic:nvPicPr>
+                    <pic:cNvPr id="161122267" name="Picture 1" descr="A hand holding a camera with a body of water in the background&#10;&#10;AI-generated content may be incorrect."/>
+                    <pic:cNvPicPr>
+                      <a:picLocks noChangeAspect="1" noChangeArrowheads="1"/>
+                    </pic:cNvPicPr>
+                  </pic:nvPicPr>
+                  <pic:blipFill>
+                    <a:blip r:embed="rId4" cstate="print">
+                      <a:extLst>
+                        <a:ext uri="{28A0092B-C50C-407E-A947-70E740481C1C}">
+                          <a14:useLocalDpi xmlns:a14="http://schemas.microsoft.com/office/drawing/2010/main" val="0"/>
+                        </a:ext>
+                      </a:extLst>
+                    </a:blip>
+                    <a:srcRect/>
+                    <a:stretch>
+                      <a:fillRect/>
+                    </a:stretch>
+                  </pic:blipFill>
+                  <pic:spPr bwMode="auto">
+                    <a:xfrm>
+                      <a:off x="0" y="0"/>
+                      <a:ext cx="5731510" cy="3821430"/>
+                    </a:xfrm>
+                    <a:prstGeom prst="rect">
+                      <a:avLst/>
+                    </a:prstGeom>
+                    <a:noFill/>
+                    <a:ln>
+                      <a:noFill/>
+                    </a:ln>
+                  </pic:spPr>
+                </pic:pic>
+              </a:graphicData>
+            </a:graphic>
+          </wp:inline>
+        </w:drawing>
+      </w:r>
+      <w:r>
+        <w:rPr>
+          <w:noProof/>
+        </w:rPr>
+        <w:lastRenderedPageBreak/>
+        <w:drawing>
+          <wp:inline distT="0" distB="0" distL="0" distR="0" wp14:anchorId="4F005D0B" wp14:editId="1FE4FB78">
+            <wp:extent cx="5731510" cy="3821430"/>
+            <wp:effectExtent l="0" t="0" r="2540" b="7620"/>
+            <wp:docPr id="650278040" name="Picture 1" descr="A hand holding a camera with a body of water in the background&#10;&#10;AI-generated content may be incorrect."/>
+            <wp:cNvGraphicFramePr>
+              <a:graphicFrameLocks xmlns:a="http://schemas.openxmlformats.org/drawingml/2006/main" noChangeAspect="1"/>
+            </wp:cNvGraphicFramePr>
+            <a:graphic xmlns:a="http://schemas.openxmlformats.org/drawingml/2006/main">
+              <a:graphicData uri="http://schemas.openxmlformats.org/drawingml/2006/picture">
+                <pic:pic xmlns:pic="http://schemas.openxmlformats.org/drawingml/2006/picture">
+                  <pic:nvPicPr>
+                    <pic:cNvPr id="161122267" name="Picture 1" descr="A hand holding a camera with a body of water in the background&#10;&#10;AI-generated content may be incorrect."/>
+                    <pic:cNvPicPr>
+                      <a:picLocks noChangeAspect="1" noChangeArrowheads="1"/>
+                    </pic:cNvPicPr>
+                  </pic:nvPicPr>
+                  <pic:blipFill>
+                    <a:blip r:embed="rId4" cstate="print">
+                      <a:extLst>
+                        <a:ext uri="{28A0092B-C50C-407E-A947-70E740481C1C}">
+                          <a14:useLocalDpi xmlns:a14="http://schemas.microsoft.com/office/drawing/2010/main" val="0"/>
+                        </a:ext>
+                      </a:extLst>
+                    </a:blip>
+                    <a:srcRect/>
+                    <a:stretch>
+                      <a:fillRect/>
+                    </a:stretch>
+                  </pic:blipFill>
+                  <pic:spPr bwMode="auto">
+                    <a:xfrm>
+                      <a:off x="0" y="0"/>
+                      <a:ext cx="5731510" cy="3821430"/>
+                    </a:xfrm>
+                    <a:prstGeom prst="rect">
+                      <a:avLst/>
+                    </a:prstGeom>
+                    <a:noFill/>
+                    <a:ln>
+                      <a:noFill/>
+                    </a:ln>
+                  </pic:spPr>
+                </pic:pic>
+              </a:graphicData>
+            </a:graphic>
+          </wp:inline>
+        </w:drawing>
+      </w:r>
+      <w:r>
+        <w:rPr>
+          <w:noProof/>
+        </w:rPr>
+        <w:drawing>
+          <wp:inline distT="0" distB="0" distL="0" distR="0" wp14:anchorId="63048AA7" wp14:editId="235588D8">
+            <wp:extent cx="5731510" cy="3821430"/>
+            <wp:effectExtent l="0" t="0" r="2540" b="7620"/>
+            <wp:docPr id="1039823966" name="Picture 1" descr="A hand holding a camera with a body of water in the background&#10;&#10;AI-generated content may be incorrect."/>
+            <wp:cNvGraphicFramePr>
+              <a:graphicFrameLocks xmlns:a="http://schemas.openxmlformats.org/drawingml/2006/main" noChangeAspect="1"/>
+            </wp:cNvGraphicFramePr>
+            <a:graphic xmlns:a="http://schemas.openxmlformats.org/drawingml/2006/main">
+              <a:graphicData uri="http://schemas.openxmlformats.org/drawingml/2006/picture">
+                <pic:pic xmlns:pic="http://schemas.openxmlformats.org/drawingml/2006/picture">
+                  <pic:nvPicPr>
+                    <pic:cNvPr id="161122267" name="Picture 1" descr="A hand holding a camera with a body of water in the background&#10;&#10;AI-generated content may be incorrect."/>
+                    <pic:cNvPicPr>
+                      <a:picLocks noChangeAspect="1" noChangeArrowheads="1"/>
+                    </pic:cNvPicPr>
+                  </pic:nvPicPr>
+                  <pic:blipFill>
+                    <a:blip r:embed="rId4" cstate="print">
+                      <a:extLst>
+                        <a:ext uri="{28A0092B-C50C-407E-A947-70E740481C1C}">
+                          <a14:useLocalDpi xmlns:a14="http://schemas.microsoft.com/office/drawing/2010/main" val="0"/>
+                        </a:ext>
+                      </a:extLst>
+                    </a:blip>
+                    <a:srcRect/>
+                    <a:stretch>
+                      <a:fillRect/>
+                    </a:stretch>
+                  </pic:blipFill>
+                  <pic:spPr bwMode="auto">
+                    <a:xfrm>
+                      <a:off x="0" y="0"/>
+                      <a:ext cx="5731510" cy="3821430"/>
+                    </a:xfrm>
+                    <a:prstGeom prst="rect">
+                      <a:avLst/>
+                    </a:prstGeom>
+                    <a:noFill/>
+                    <a:ln>
+                      <a:noFill/>
+                    </a:ln>
+                  </pic:spPr>
+                </pic:pic>
+              </a:graphicData>
+            </a:graphic>
+          </wp:inline>
+        </w:drawing>
       </w:r>
     </w:p>
     <w:sectPr>
@@ -425,7 +1606,7 @@
     <w:link w:val="Heading1Char"/>
     <w:uiPriority w:val="9"/>
     <w:qFormat/>
-    <w:rsid w:val="001B4C2E"/>
+    <w:rsid w:val="00346846"/>
     <w:pPr>
       <w:keepNext/>
       <w:keepLines/>
@@ -448,7 +1629,7 @@
     <w:semiHidden/>
     <w:unhideWhenUsed/>
     <w:qFormat/>
-    <w:rsid w:val="001B4C2E"/>
+    <w:rsid w:val="00346846"/>
     <w:pPr>
       <w:keepNext/>
       <w:keepLines/>
@@ -471,7 +1652,7 @@
     <w:semiHidden/>
     <w:unhideWhenUsed/>
     <w:qFormat/>
-    <w:rsid w:val="001B4C2E"/>
+    <w:rsid w:val="00346846"/>
     <w:pPr>
       <w:keepNext/>
       <w:keepLines/>
@@ -494,7 +1675,7 @@
     <w:semiHidden/>
     <w:unhideWhenUsed/>
     <w:qFormat/>
-    <w:rsid w:val="001B4C2E"/>
+    <w:rsid w:val="00346846"/>
     <w:pPr>
       <w:keepNext/>
       <w:keepLines/>
@@ -517,7 +1698,7 @@
     <w:semiHidden/>
     <w:unhideWhenUsed/>
     <w:qFormat/>
-    <w:rsid w:val="001B4C2E"/>
+    <w:rsid w:val="00346846"/>
     <w:pPr>
       <w:keepNext/>
       <w:keepLines/>
@@ -538,7 +1719,7 @@
     <w:semiHidden/>
     <w:unhideWhenUsed/>
     <w:qFormat/>
-    <w:rsid w:val="001B4C2E"/>
+    <w:rsid w:val="00346846"/>
     <w:pPr>
       <w:keepNext/>
       <w:keepLines/>
@@ -561,7 +1742,7 @@
     <w:semiHidden/>
     <w:unhideWhenUsed/>
     <w:qFormat/>
-    <w:rsid w:val="001B4C2E"/>
+    <w:rsid w:val="00346846"/>
     <w:pPr>
       <w:keepNext/>
       <w:keepLines/>
@@ -582,7 +1763,7 @@
     <w:semiHidden/>
     <w:unhideWhenUsed/>
     <w:qFormat/>
-    <w:rsid w:val="001B4C2E"/>
+    <w:rsid w:val="00346846"/>
     <w:pPr>
       <w:keepNext/>
       <w:keepLines/>
@@ -605,7 +1786,7 @@
     <w:semiHidden/>
     <w:unhideWhenUsed/>
     <w:qFormat/>
-    <w:rsid w:val="001B4C2E"/>
+    <w:rsid w:val="00346846"/>
     <w:pPr>
       <w:keepNext/>
       <w:keepLines/>
@@ -649,7 +1830,7 @@
     <w:basedOn w:val="DefaultParagraphFont"/>
     <w:link w:val="Heading1"/>
     <w:uiPriority w:val="9"/>
-    <w:rsid w:val="001B4C2E"/>
+    <w:rsid w:val="00346846"/>
     <w:rPr>
       <w:rFonts w:asciiTheme="majorHAnsi" w:eastAsiaTheme="majorEastAsia" w:hAnsiTheme="majorHAnsi" w:cstheme="majorBidi"/>
       <w:color w:val="0F4761" w:themeColor="accent1" w:themeShade="BF"/>
@@ -663,7 +1844,7 @@
     <w:link w:val="Heading2"/>
     <w:uiPriority w:val="9"/>
     <w:semiHidden/>
-    <w:rsid w:val="001B4C2E"/>
+    <w:rsid w:val="00346846"/>
     <w:rPr>
       <w:rFonts w:asciiTheme="majorHAnsi" w:eastAsiaTheme="majorEastAsia" w:hAnsiTheme="majorHAnsi" w:cstheme="majorBidi"/>
       <w:color w:val="0F4761" w:themeColor="accent1" w:themeShade="BF"/>
@@ -677,7 +1858,7 @@
     <w:link w:val="Heading3"/>
     <w:uiPriority w:val="9"/>
     <w:semiHidden/>
-    <w:rsid w:val="001B4C2E"/>
+    <w:rsid w:val="00346846"/>
     <w:rPr>
       <w:rFonts w:eastAsiaTheme="majorEastAsia" w:cstheme="majorBidi"/>
       <w:color w:val="0F4761" w:themeColor="accent1" w:themeShade="BF"/>
@@ -691,7 +1872,7 @@
     <w:link w:val="Heading4"/>
     <w:uiPriority w:val="9"/>
     <w:semiHidden/>
-    <w:rsid w:val="001B4C2E"/>
+    <w:rsid w:val="00346846"/>
     <w:rPr>
       <w:rFonts w:eastAsiaTheme="majorEastAsia" w:cstheme="majorBidi"/>
       <w:i/>
@@ -705,7 +1886,7 @@
     <w:link w:val="Heading5"/>
     <w:uiPriority w:val="9"/>
     <w:semiHidden/>
-    <w:rsid w:val="001B4C2E"/>
+    <w:rsid w:val="00346846"/>
     <w:rPr>
       <w:rFonts w:eastAsiaTheme="majorEastAsia" w:cstheme="majorBidi"/>
       <w:color w:val="0F4761" w:themeColor="accent1" w:themeShade="BF"/>
@@ -717,7 +1898,7 @@
     <w:link w:val="Heading6"/>
     <w:uiPriority w:val="9"/>
     <w:semiHidden/>
-    <w:rsid w:val="001B4C2E"/>
+    <w:rsid w:val="00346846"/>
     <w:rPr>
       <w:rFonts w:eastAsiaTheme="majorEastAsia" w:cstheme="majorBidi"/>
       <w:i/>
@@ -731,7 +1912,7 @@
     <w:link w:val="Heading7"/>
     <w:uiPriority w:val="9"/>
     <w:semiHidden/>
-    <w:rsid w:val="001B4C2E"/>
+    <w:rsid w:val="00346846"/>
     <w:rPr>
       <w:rFonts w:eastAsiaTheme="majorEastAsia" w:cstheme="majorBidi"/>
       <w:color w:val="595959" w:themeColor="text1" w:themeTint="A6"/>
@@ -743,7 +1924,7 @@
     <w:link w:val="Heading8"/>
     <w:uiPriority w:val="9"/>
     <w:semiHidden/>
-    <w:rsid w:val="001B4C2E"/>
+    <w:rsid w:val="00346846"/>
     <w:rPr>
       <w:rFonts w:eastAsiaTheme="majorEastAsia" w:cstheme="majorBidi"/>
       <w:i/>
@@ -757,7 +1938,7 @@
     <w:link w:val="Heading9"/>
     <w:uiPriority w:val="9"/>
     <w:semiHidden/>
-    <w:rsid w:val="001B4C2E"/>
+    <w:rsid w:val="00346846"/>
     <w:rPr>
       <w:rFonts w:eastAsiaTheme="majorEastAsia" w:cstheme="majorBidi"/>
       <w:color w:val="272727" w:themeColor="text1" w:themeTint="D8"/>
@@ -770,7 +1951,7 @@
     <w:link w:val="TitleChar"/>
     <w:uiPriority w:val="10"/>
     <w:qFormat/>
-    <w:rsid w:val="001B4C2E"/>
+    <w:rsid w:val="00346846"/>
     <w:pPr>
       <w:spacing w:after="80" w:line="240" w:lineRule="auto"/>
       <w:contextualSpacing/>
@@ -788,7 +1969,7 @@
     <w:basedOn w:val="DefaultParagraphFont"/>
     <w:link w:val="Title"/>
     <w:uiPriority w:val="10"/>
-    <w:rsid w:val="001B4C2E"/>
+    <w:rsid w:val="00346846"/>
     <w:rPr>
       <w:rFonts w:asciiTheme="majorHAnsi" w:eastAsiaTheme="majorEastAsia" w:hAnsiTheme="majorHAnsi" w:cstheme="majorBidi"/>
       <w:spacing w:val="-10"/>
@@ -804,7 +1985,7 @@
     <w:link w:val="SubtitleChar"/>
     <w:uiPriority w:val="11"/>
     <w:qFormat/>
-    <w:rsid w:val="001B4C2E"/>
+    <w:rsid w:val="00346846"/>
     <w:pPr>
       <w:numPr>
         <w:ilvl w:val="1"/>
@@ -823,7 +2004,7 @@
     <w:basedOn w:val="DefaultParagraphFont"/>
     <w:link w:val="Subtitle"/>
     <w:uiPriority w:val="11"/>
-    <w:rsid w:val="001B4C2E"/>
+    <w:rsid w:val="00346846"/>
     <w:rPr>
       <w:rFonts w:eastAsiaTheme="majorEastAsia" w:cstheme="majorBidi"/>
       <w:color w:val="595959" w:themeColor="text1" w:themeTint="A6"/>
@@ -839,7 +2020,7 @@
     <w:link w:val="QuoteChar"/>
     <w:uiPriority w:val="29"/>
     <w:qFormat/>
-    <w:rsid w:val="001B4C2E"/>
+    <w:rsid w:val="00346846"/>
     <w:pPr>
       <w:spacing w:before="160"/>
       <w:jc w:val="center"/>
@@ -855,7 +2036,7 @@
     <w:basedOn w:val="DefaultParagraphFont"/>
     <w:link w:val="Quote"/>
     <w:uiPriority w:val="29"/>
-    <w:rsid w:val="001B4C2E"/>
+    <w:rsid w:val="00346846"/>
     <w:rPr>
       <w:i/>
       <w:iCs/>
@@ -867,7 +2048,7 @@
     <w:basedOn w:val="Normal"/>
     <w:uiPriority w:val="34"/>
     <w:qFormat/>
-    <w:rsid w:val="001B4C2E"/>
+    <w:rsid w:val="00346846"/>
     <w:pPr>
       <w:ind w:left="720"/>
       <w:contextualSpacing/>
@@ -878,7 +2059,7 @@
     <w:basedOn w:val="DefaultParagraphFont"/>
     <w:uiPriority w:val="21"/>
     <w:qFormat/>
-    <w:rsid w:val="001B4C2E"/>
+    <w:rsid w:val="00346846"/>
     <w:rPr>
       <w:i/>
       <w:iCs/>
@@ -892,7 +2073,7 @@
     <w:link w:val="IntenseQuoteChar"/>
     <w:uiPriority w:val="30"/>
     <w:qFormat/>
-    <w:rsid w:val="001B4C2E"/>
+    <w:rsid w:val="00346846"/>
     <w:pPr>
       <w:pBdr>
         <w:top w:val="single" w:sz="4" w:space="10" w:color="0F4761" w:themeColor="accent1" w:themeShade="BF"/>
@@ -913,7 +2094,7 @@
     <w:basedOn w:val="DefaultParagraphFont"/>
     <w:link w:val="IntenseQuote"/>
     <w:uiPriority w:val="30"/>
-    <w:rsid w:val="001B4C2E"/>
+    <w:rsid w:val="00346846"/>
     <w:rPr>
       <w:i/>
       <w:iCs/>
@@ -925,7 +2106,7 @@
     <w:basedOn w:val="DefaultParagraphFont"/>
     <w:uiPriority w:val="32"/>
     <w:qFormat/>
-    <w:rsid w:val="001B4C2E"/>
+    <w:rsid w:val="00346846"/>
     <w:rPr>
       <w:b/>
       <w:bCs/>
@@ -1230,10 +2411,4 @@
     </a:ext>
   </a:extLst>
 </a:theme>
-</file>
-
-<file path=docMetadata/LabelInfo.xml><?xml version="1.0" encoding="utf-8"?>
-<clbl:labelList xmlns:clbl="http://schemas.microsoft.com/office/2020/mipLabelMetadata">
-  <clbl:label id="{75d6cc78-71b9-42e6-aa2a-b9889a0f080f}" enabled="0" method="" siteId="{75d6cc78-71b9-42e6-aa2a-b9889a0f080f}" removed="1"/>
-</clbl:labelList>
 </file>